--- a/tillsyn/A 48400-2023 tillsynsbegäran.docx
+++ b/tillsyn/A 48400-2023 tillsynsbegäran.docx
@@ -242,7 +242,7 @@
     <w:r>
       <w:tab/>
       <w:tab/>
-      <w:t>2025-06-29</w:t>
+      <w:t>2025-06-30</w:t>
       <w:br/>
       <w:br/>
     </w:r>

--- a/tillsyn/A 48400-2023 tillsynsbegäran.docx
+++ b/tillsyn/A 48400-2023 tillsynsbegäran.docx
@@ -35,7 +35,7 @@
     </w:p>
     <w:p>
       <w:r>
-        <w:t>I avverkningsanmälan har följande 1 naturvårdsarter hittats: korallrot (S, §8). Arter som är signalarter enligt Skogsstyrelsen har markerats med (S). För fridlysta arter anges även paragrafen i Artskyddsförordningen som arten är fridlyst enligt.</w:t>
+        <w:t>I avverkningsanmälan har följande 4 naturvårdsarter hittats: garnlav (NT), korallrot (S, §8), spindelblomster (S, §8) och fläcknycklar (§8). Av dessa är 1 rödlistade. För rödlistade arter har rödlistekategorin angivits inom parentes. Arter som är signalarter enligt Skogsstyrelsen har markerats med (S). För fridlysta arter anges även paragrafen i Artskyddsförordningen som arten är fridlyst enligt.</w:t>
       </w:r>
     </w:p>
     <w:p>
@@ -50,7 +50,7 @@
       <w:r>
         <w:drawing>
           <wp:inline xmlns:a="http://schemas.openxmlformats.org/drawingml/2006/main" xmlns:pic="http://schemas.openxmlformats.org/drawingml/2006/picture">
-            <wp:extent cx="5486400" cy="3997716"/>
+            <wp:extent cx="5486400" cy="3952727"/>
             <wp:docPr id="1" name="Picture 1"/>
             <wp:cNvGraphicFramePr>
               <a:graphicFrameLocks noChangeAspect="1"/>
@@ -71,7 +71,7 @@
                   <pic:spPr>
                     <a:xfrm>
                       <a:off x="0" y="0"/>
-                      <a:ext cx="5486400" cy="3997716"/>
+                      <a:ext cx="5486400" cy="3952727"/>
                     </a:xfrm>
                     <a:prstGeom prst="rect"/>
                   </pic:spPr>
@@ -91,6 +91,17 @@
       </w:r>
     </w:p>
     <w:p>
+      <w:r>
+        <w:rPr>
+          <w:b/>
+        </w:rPr>
+        <w:t>Garnlav (NT)</w:t>
+      </w:r>
+      <w:r>
+        <w:t xml:space="preserve"> är en utpräglad barrskogsart som ibland kan drapera träden i norrländska grannaturskogar med hög luftfuktighet. Den förekommer även i talldominerade bestånd där den, förutom i trädens grenverk, påträffas hängande över ojämnheter i tallbarken. Arten har minskat starkt i södra och mellersta Sverige och den minskar även i sitt nordliga utbredningsområde. Orsaken till tillbakagången beror främst på slutavverkningar av naturskogsartade skogar. Bestånd med riklig förekomst bör regelmässigt sparas. Garnlav är värdväxt för den mycket sällsynta och akut hotade fjärilen barrskogslavfly (CR) som hör hemma i boreala barrskogar med riklig förekomst av värdväxten. Tidigare kunde arten konstateras årligen på flera platser vid Dala-Floda i Dalarna innan lokalerna kalavverkades. Senaste fyndet i landet av barrskogslavfly är från år 2000 då den påträffades vid Högberget i Sollefteå kommun (SLU Artdatabanken, 2024).</w:t>
+      </w:r>
+    </w:p>
+    <w:p>
       <w:pPr>
         <w:pStyle w:val="Heading1"/>
       </w:pPr>
@@ -100,7 +111,7 @@
     </w:p>
     <w:p>
       <w:r>
-        <w:t>Följande fridlysta arter har sina livsmiljöer och växtplatser i den avverkningsanmälda skogen: korallrot (S, §8).</w:t>
+        <w:t>Följande fridlysta arter har sina livsmiljöer och växtplatser i den avverkningsanmälda skogen: korallrot (S, §8), spindelblomster (S, §8) och fläcknycklar (§8).</w:t>
       </w:r>
     </w:p>
     <w:p>
@@ -112,6 +123,17 @@
       </w:r>
       <w:r>
         <w:t xml:space="preserve"> växer i sumpskogar och annan fuktig eller växelfuktig skogsmark, exempelvis i alkärr och kärrkanter, fuktiga bäckdalar, raviner, myrlaggar, sumpiga strandskogar samt i fuktiga lundar. Den visar på mer eller mindre stabila förhållanden och intakt hydrologi och är känslig för avverkning, körskador, skogsgödsling och dikning. Arten är fridlyst enligt 8 § artskyddsförordningen (SLU Artdatabanken, 2024; Nitare &amp; Skogsstyrelsen, 2019).</w:t>
+      </w:r>
+    </w:p>
+    <w:p>
+      <w:r>
+        <w:rPr>
+          <w:b/>
+        </w:rPr>
+        <w:t>Spindelblomster (§8)</w:t>
+      </w:r>
+      <w:r>
+        <w:t xml:space="preserve"> växer i äldre mossrik granskog eller barrblandskog, men även i fjällbjörkskog. Arten indikerar långvarig trädkontinuitet och hög luftfuktighet och är mycket känslig för uttorkning och markskador. Spindelblomster har i många trakter minskat starkt under senare tid på grund av slutavverkningar och skogsmarksdikning (Nitare &amp; Skogsstyrelsen, 2019).</w:t>
       </w:r>
     </w:p>
     <w:sectPr>
@@ -242,7 +264,7 @@
     <w:r>
       <w:tab/>
       <w:tab/>
-      <w:t>2025-06-30</w:t>
+      <w:t>2025-07-01</w:t>
       <w:br/>
       <w:br/>
     </w:r>

--- a/tillsyn/A 48400-2023 tillsynsbegäran.docx
+++ b/tillsyn/A 48400-2023 tillsynsbegäran.docx
@@ -264,7 +264,7 @@
     <w:r>
       <w:tab/>
       <w:tab/>
-      <w:t>2025-07-01</w:t>
+      <w:t>2025-07-02</w:t>
       <w:br/>
       <w:br/>
     </w:r>

--- a/tillsyn/A 48400-2023 tillsynsbegäran.docx
+++ b/tillsyn/A 48400-2023 tillsynsbegäran.docx
@@ -264,7 +264,7 @@
     <w:r>
       <w:tab/>
       <w:tab/>
-      <w:t>2025-07-02</w:t>
+      <w:t>2025-07-03</w:t>
       <w:br/>
       <w:br/>
     </w:r>

--- a/tillsyn/A 48400-2023 tillsynsbegäran.docx
+++ b/tillsyn/A 48400-2023 tillsynsbegäran.docx
@@ -264,7 +264,7 @@
     <w:r>
       <w:tab/>
       <w:tab/>
-      <w:t>2025-07-03</w:t>
+      <w:t>2025-07-04</w:t>
       <w:br/>
       <w:br/>
     </w:r>

--- a/tillsyn/A 48400-2023 tillsynsbegäran.docx
+++ b/tillsyn/A 48400-2023 tillsynsbegäran.docx
@@ -264,7 +264,7 @@
     <w:r>
       <w:tab/>
       <w:tab/>
-      <w:t>2025-07-04</w:t>
+      <w:t>2025-07-05</w:t>
       <w:br/>
       <w:br/>
     </w:r>

--- a/tillsyn/A 48400-2023 tillsynsbegäran.docx
+++ b/tillsyn/A 48400-2023 tillsynsbegäran.docx
@@ -264,7 +264,7 @@
     <w:r>
       <w:tab/>
       <w:tab/>
-      <w:t>2025-07-05</w:t>
+      <w:t>2025-07-06</w:t>
       <w:br/>
       <w:br/>
     </w:r>

--- a/tillsyn/A 48400-2023 tillsynsbegäran.docx
+++ b/tillsyn/A 48400-2023 tillsynsbegäran.docx
@@ -264,7 +264,7 @@
     <w:r>
       <w:tab/>
       <w:tab/>
-      <w:t>2025-07-06</w:t>
+      <w:t>2025-07-07</w:t>
       <w:br/>
       <w:br/>
     </w:r>

--- a/tillsyn/A 48400-2023 tillsynsbegäran.docx
+++ b/tillsyn/A 48400-2023 tillsynsbegäran.docx
@@ -264,7 +264,7 @@
     <w:r>
       <w:tab/>
       <w:tab/>
-      <w:t>2025-07-07</w:t>
+      <w:t>2025-07-08</w:t>
       <w:br/>
       <w:br/>
     </w:r>

--- a/tillsyn/A 48400-2023 tillsynsbegäran.docx
+++ b/tillsyn/A 48400-2023 tillsynsbegäran.docx
@@ -264,7 +264,7 @@
     <w:r>
       <w:tab/>
       <w:tab/>
-      <w:t>2025-07-08</w:t>
+      <w:t>2025-07-09</w:t>
       <w:br/>
       <w:br/>
     </w:r>

--- a/tillsyn/A 48400-2023 tillsynsbegäran.docx
+++ b/tillsyn/A 48400-2023 tillsynsbegäran.docx
@@ -264,7 +264,7 @@
     <w:r>
       <w:tab/>
       <w:tab/>
-      <w:t>2025-07-09</w:t>
+      <w:t>2025-07-11</w:t>
       <w:br/>
       <w:br/>
     </w:r>

--- a/tillsyn/A 48400-2023 tillsynsbegäran.docx
+++ b/tillsyn/A 48400-2023 tillsynsbegäran.docx
@@ -264,7 +264,7 @@
     <w:r>
       <w:tab/>
       <w:tab/>
-      <w:t>2025-07-11</w:t>
+      <w:t>2025-07-12</w:t>
       <w:br/>
       <w:br/>
     </w:r>

--- a/tillsyn/A 48400-2023 tillsynsbegäran.docx
+++ b/tillsyn/A 48400-2023 tillsynsbegäran.docx
@@ -264,7 +264,7 @@
     <w:r>
       <w:tab/>
       <w:tab/>
-      <w:t>2025-07-12</w:t>
+      <w:t>2025-07-13</w:t>
       <w:br/>
       <w:br/>
     </w:r>

--- a/tillsyn/A 48400-2023 tillsynsbegäran.docx
+++ b/tillsyn/A 48400-2023 tillsynsbegäran.docx
@@ -264,7 +264,7 @@
     <w:r>
       <w:tab/>
       <w:tab/>
-      <w:t>2025-07-13</w:t>
+      <w:t>2025-07-14</w:t>
       <w:br/>
       <w:br/>
     </w:r>

--- a/tillsyn/A 48400-2023 tillsynsbegäran.docx
+++ b/tillsyn/A 48400-2023 tillsynsbegäran.docx
@@ -264,7 +264,7 @@
     <w:r>
       <w:tab/>
       <w:tab/>
-      <w:t>2025-08-06</w:t>
+      <w:t>2025-08-09</w:t>
       <w:br/>
       <w:br/>
     </w:r>

--- a/tillsyn/A 48400-2023 tillsynsbegäran.docx
+++ b/tillsyn/A 48400-2023 tillsynsbegäran.docx
@@ -12,7 +12,7 @@
     </w:p>
     <w:p>
       <w:r>
-        <w:t>Detta dokument behandlar höga naturvärden i avverkningsanmälan A 48400-2023 i Ljusdals kommun. Denna avverkningsanmälan inkom 2023-10-06 och omfattar 3,8 ha.</w:t>
+        <w:t>Detta dokument behandlar höga naturvärden i avverkningsanmälan A 48400-2023 i Ljusdals kommun. Denna avverkningsanmälan inkom 2023-10-06 18:49:02 och omfattar 3,8 ha.</w:t>
       </w:r>
     </w:p>
     <w:p>

--- a/tillsyn/A 48400-2023 tillsynsbegäran.docx
+++ b/tillsyn/A 48400-2023 tillsynsbegäran.docx
@@ -264,7 +264,7 @@
     <w:r>
       <w:tab/>
       <w:tab/>
-      <w:t>2025-08-09</w:t>
+      <w:t>2025-08-10</w:t>
       <w:br/>
       <w:br/>
     </w:r>

--- a/tillsyn/A 48400-2023 tillsynsbegäran.docx
+++ b/tillsyn/A 48400-2023 tillsynsbegäran.docx
@@ -264,7 +264,7 @@
     <w:r>
       <w:tab/>
       <w:tab/>
-      <w:t>2025-08-10</w:t>
+      <w:t>2025-08-11</w:t>
       <w:br/>
       <w:br/>
     </w:r>

--- a/tillsyn/A 48400-2023 tillsynsbegäran.docx
+++ b/tillsyn/A 48400-2023 tillsynsbegäran.docx
@@ -264,7 +264,7 @@
     <w:r>
       <w:tab/>
       <w:tab/>
-      <w:t>2025-08-11</w:t>
+      <w:t>2025-08-12</w:t>
       <w:br/>
       <w:br/>
     </w:r>

--- a/tillsyn/A 48400-2023 tillsynsbegäran.docx
+++ b/tillsyn/A 48400-2023 tillsynsbegäran.docx
@@ -264,7 +264,7 @@
     <w:r>
       <w:tab/>
       <w:tab/>
-      <w:t>2025-08-12</w:t>
+      <w:t>2025-08-13</w:t>
       <w:br/>
       <w:br/>
     </w:r>

--- a/tillsyn/A 48400-2023 tillsynsbegäran.docx
+++ b/tillsyn/A 48400-2023 tillsynsbegäran.docx
@@ -264,7 +264,7 @@
     <w:r>
       <w:tab/>
       <w:tab/>
-      <w:t>2025-08-13</w:t>
+      <w:t>2025-08-14</w:t>
       <w:br/>
       <w:br/>
     </w:r>

--- a/tillsyn/A 48400-2023 tillsynsbegäran.docx
+++ b/tillsyn/A 48400-2023 tillsynsbegäran.docx
@@ -264,7 +264,7 @@
     <w:r>
       <w:tab/>
       <w:tab/>
-      <w:t>2025-08-14</w:t>
+      <w:t>2025-08-15</w:t>
       <w:br/>
       <w:br/>
     </w:r>

--- a/tillsyn/A 48400-2023 tillsynsbegäran.docx
+++ b/tillsyn/A 48400-2023 tillsynsbegäran.docx
@@ -264,7 +264,7 @@
     <w:r>
       <w:tab/>
       <w:tab/>
-      <w:t>2025-08-15</w:t>
+      <w:t>2025-08-16</w:t>
       <w:br/>
       <w:br/>
     </w:r>

--- a/tillsyn/A 48400-2023 tillsynsbegäran.docx
+++ b/tillsyn/A 48400-2023 tillsynsbegäran.docx
@@ -264,7 +264,7 @@
     <w:r>
       <w:tab/>
       <w:tab/>
-      <w:t>2025-08-16</w:t>
+      <w:t>2025-08-17</w:t>
       <w:br/>
       <w:br/>
     </w:r>

--- a/tillsyn/A 48400-2023 tillsynsbegäran.docx
+++ b/tillsyn/A 48400-2023 tillsynsbegäran.docx
@@ -264,7 +264,7 @@
     <w:r>
       <w:tab/>
       <w:tab/>
-      <w:t>2025-08-17</w:t>
+      <w:t>2025-08-18</w:t>
       <w:br/>
       <w:br/>
     </w:r>

--- a/tillsyn/A 48400-2023 tillsynsbegäran.docx
+++ b/tillsyn/A 48400-2023 tillsynsbegäran.docx
@@ -264,7 +264,7 @@
     <w:r>
       <w:tab/>
       <w:tab/>
-      <w:t>2025-08-18</w:t>
+      <w:t>2025-08-19</w:t>
       <w:br/>
       <w:br/>
     </w:r>

--- a/tillsyn/A 48400-2023 tillsynsbegäran.docx
+++ b/tillsyn/A 48400-2023 tillsynsbegäran.docx
@@ -264,7 +264,7 @@
     <w:r>
       <w:tab/>
       <w:tab/>
-      <w:t>2025-08-19</w:t>
+      <w:t>2025-08-20</w:t>
       <w:br/>
       <w:br/>
     </w:r>

--- a/tillsyn/A 48400-2023 tillsynsbegäran.docx
+++ b/tillsyn/A 48400-2023 tillsynsbegäran.docx
@@ -264,7 +264,7 @@
     <w:r>
       <w:tab/>
       <w:tab/>
-      <w:t>2025-08-20</w:t>
+      <w:t>2025-08-21</w:t>
       <w:br/>
       <w:br/>
     </w:r>

--- a/tillsyn/A 48400-2023 tillsynsbegäran.docx
+++ b/tillsyn/A 48400-2023 tillsynsbegäran.docx
@@ -264,7 +264,7 @@
     <w:r>
       <w:tab/>
       <w:tab/>
-      <w:t>2025-08-21</w:t>
+      <w:t>2025-08-22</w:t>
       <w:br/>
       <w:br/>
     </w:r>

--- a/tillsyn/A 48400-2023 tillsynsbegäran.docx
+++ b/tillsyn/A 48400-2023 tillsynsbegäran.docx
@@ -264,7 +264,7 @@
     <w:r>
       <w:tab/>
       <w:tab/>
-      <w:t>2025-08-22</w:t>
+      <w:t>2025-08-23</w:t>
       <w:br/>
       <w:br/>
     </w:r>

--- a/tillsyn/A 48400-2023 tillsynsbegäran.docx
+++ b/tillsyn/A 48400-2023 tillsynsbegäran.docx
@@ -264,7 +264,7 @@
     <w:r>
       <w:tab/>
       <w:tab/>
-      <w:t>2025-08-23</w:t>
+      <w:t>2025-08-24</w:t>
       <w:br/>
       <w:br/>
     </w:r>

--- a/tillsyn/A 48400-2023 tillsynsbegäran.docx
+++ b/tillsyn/A 48400-2023 tillsynsbegäran.docx
@@ -264,7 +264,7 @@
     <w:r>
       <w:tab/>
       <w:tab/>
-      <w:t>2025-08-24</w:t>
+      <w:t>2025-08-25</w:t>
       <w:br/>
       <w:br/>
     </w:r>

--- a/tillsyn/A 48400-2023 tillsynsbegäran.docx
+++ b/tillsyn/A 48400-2023 tillsynsbegäran.docx
@@ -264,7 +264,7 @@
     <w:r>
       <w:tab/>
       <w:tab/>
-      <w:t>2025-08-25</w:t>
+      <w:t>2025-08-26</w:t>
       <w:br/>
       <w:br/>
     </w:r>

--- a/tillsyn/A 48400-2023 tillsynsbegäran.docx
+++ b/tillsyn/A 48400-2023 tillsynsbegäran.docx
@@ -264,7 +264,7 @@
     <w:r>
       <w:tab/>
       <w:tab/>
-      <w:t>2025-08-26</w:t>
+      <w:t>2025-08-30</w:t>
       <w:br/>
       <w:br/>
     </w:r>

--- a/tillsyn/A 48400-2023 tillsynsbegäran.docx
+++ b/tillsyn/A 48400-2023 tillsynsbegäran.docx
@@ -264,7 +264,7 @@
     <w:r>
       <w:tab/>
       <w:tab/>
-      <w:t>2025-08-30</w:t>
+      <w:t>2025-08-31</w:t>
       <w:br/>
       <w:br/>
     </w:r>

--- a/tillsyn/A 48400-2023 tillsynsbegäran.docx
+++ b/tillsyn/A 48400-2023 tillsynsbegäran.docx
@@ -264,7 +264,7 @@
     <w:r>
       <w:tab/>
       <w:tab/>
-      <w:t>2025-08-31</w:t>
+      <w:t>2025-09-01</w:t>
       <w:br/>
       <w:br/>
     </w:r>
